--- a/TrainingDocs/03-MQL-and-Booking-Rules.docx
+++ b/TrainingDocs/03-MQL-and-Booking-Rules.docx
@@ -1,6 +1,6 @@
 
 <file path=word/document.xml><?xml version="1.0" encoding="utf-8"?>
-<w:document xmlns:wpc="http://schemas.microsoft.com/office/word/2010/wordprocessingCanvas" xmlns:mc="http://schemas.openxmlformats.org/markup-compatibility/2006" xmlns:o="urn:schemas-microsoft-com:office:office" xmlns:r="http://schemas.openxmlformats.org/officeDocument/2006/relationships" xmlns:m="http://schemas.openxmlformats.org/officeDocument/2006/math" xmlns:v="urn:schemas-microsoft-com:vml" xmlns:wp14="http://schemas.microsoft.com/office/word/2010/wordprocessingDrawing" xmlns:wp="http://schemas.openxmlformats.org/drawingml/2006/wordprocessingDrawing" xmlns:w10="urn:schemas-microsoft-com:office:word" xmlns:w="http://schemas.openxmlformats.org/wordprocessingml/2006/main" xmlns:w14="http://schemas.microsoft.com/office/word/2010/wordml" xmlns:wpg="http://schemas.microsoft.com/office/word/2010/wordprocessingGroup" xmlns:wpi="http://schemas.microsoft.com/office/word/2010/wordprocessingInk" xmlns:wne="http://schemas.microsoft.com/office/2006/wordml" xmlns:wps="http://schemas.microsoft.com/office/word/2010/wordprocessingShape" mc:Ignorable="w14 wp14">
+<w:document xmlns:wpc="http://schemas.microsoft.com/office/word/2010/wordprocessingCanvas" xmlns:mc="http://schemas.openxmlformats.org/markup-compatibility/2006" xmlns:o="urn:schemas-microsoft-com:office:office" xmlns:r="http://schemas.openxmlformats.org/officeDocument/2006/relationships" xmlns:m="http://schemas.openxmlformats.org/officeDocument/2006/math" xmlns:v="urn:schemas-microsoft-com:vml" xmlns:wp14="http://schemas.microsoft.com/office/word/2010/wordprocessingDrawing" xmlns:wp="http://schemas.openxmlformats.org/drawingml/2006/wordprocessingDrawing" xmlns:w10="urn:schemas-microsoft-com:office:word" xmlns:w="http://schemas.openxmlformats.org/wordprocessingml/2006/main" xmlns:w14="http://schemas.microsoft.com/office/word/2010/wordml" xmlns:wpg="http://schemas.microsoft.com/office/word/2010/wordprocessingGroup" xmlns:wpi="http://schemas.microsoft.com/office/word/2010/wordprocessingInk" xmlns:wne="http://schemas.microsoft.com/office/word/2006/wordml" xmlns:wps="http://schemas.microsoft.com/office/word/2010/wordprocessingShape" mc:Ignorable="w14 wp14">
   <w:body>
     <w:p>
       <w:pPr>
@@ -13,22 +13,22 @@
     <w:p/>
     <w:p>
       <w:r>
-        <w:t xml:space="preserve">This guide explains who should get the `mql` tag and how bookings should be handled.</w:t>
-      </w:r>
-    </w:p>
-    <w:p/>
-    <w:p>
-      <w:pPr>
-        <w:pStyle w:val="Heading2"/>
-      </w:pPr>
-      <w:r>
-        <w:t xml:space="preserve">What `mql` Means</w:t>
-      </w:r>
-    </w:p>
-    <w:p/>
-    <w:p>
-      <w:r>
-        <w:t xml:space="preserve">`mql` means the lead is ready for stronger sales attention.</w:t>
+        <w:t xml:space="preserve">This guide explains who should get the mql tag and how bookings should be handled.</w:t>
+      </w:r>
+    </w:p>
+    <w:p/>
+    <w:p>
+      <w:pPr>
+        <w:pStyle w:val="Heading2"/>
+      </w:pPr>
+      <w:r>
+        <w:t xml:space="preserve">What mql Means</w:t>
+      </w:r>
+    </w:p>
+    <w:p/>
+    <w:p>
+      <w:r>
+        <w:t xml:space="preserve">mql means the lead is ready for stronger sales attention.</w:t>
       </w:r>
     </w:p>
     <w:p/>
@@ -39,16 +39,28 @@
     </w:p>
     <w:p/>
     <w:p>
+      <w:pPr>
+        <w:pStyle w:val="ListBullet"/>
+        <w:ind w:left="720" w:hanging="360"/>
+      </w:pPr>
       <w:r>
         <w:t xml:space="preserve">• every warm lead</w:t>
       </w:r>
     </w:p>
     <w:p>
+      <w:pPr>
+        <w:pStyle w:val="ListBullet"/>
+        <w:ind w:left="720" w:hanging="360"/>
+      </w:pPr>
       <w:r>
         <w:t xml:space="preserve">• every website visitor</w:t>
       </w:r>
     </w:p>
     <w:p>
+      <w:pPr>
+        <w:pStyle w:val="ListBullet"/>
+        <w:ind w:left="720" w:hanging="360"/>
+      </w:pPr>
       <w:r>
         <w:t xml:space="preserve">• every booked call</w:t>
       </w:r>
@@ -65,71 +77,124 @@
     <w:p/>
     <w:p>
       <w:r>
-        <w:t xml:space="preserve">Add `mql` only when the lead came from one of these:</w:t>
-      </w:r>
-    </w:p>
-    <w:p/>
-    <w:p>
-      <w:r>
-        <w:t xml:space="preserve">• `Warm  LinkedIn Lead Form`</w:t>
-      </w:r>
-    </w:p>
-    <w:p>
-      <w:r>
-        <w:t xml:space="preserve">• `Warm  Meta Lead Form`</w:t>
-      </w:r>
-    </w:p>
-    <w:p>
-      <w:r>
-        <w:t xml:space="preserve">• `Warm  Website` when the lead came from the website Hero form</w:t>
-      </w:r>
-    </w:p>
-    <w:p>
-      <w:r>
-        <w:t xml:space="preserve">• `Warm  Website` when the lead came from the website Footer form</w:t>
-      </w:r>
-    </w:p>
-    <w:p>
-      <w:r>
-        <w:t xml:space="preserve">• `Warm  Referral`</w:t>
-      </w:r>
-    </w:p>
-    <w:p>
-      <w:r>
-        <w:t xml:space="preserve">• A booking on calendar `cameron-1on1-30min`</w:t>
-      </w:r>
-    </w:p>
-    <w:p/>
-    <w:p>
-      <w:pPr>
-        <w:pStyle w:val="Heading2"/>
-      </w:pPr>
-      <w:r>
-        <w:t xml:space="preserve">Do Not Add `mql` For</w:t>
-      </w:r>
-    </w:p>
-    <w:p/>
-    <w:p>
+        <w:t xml:space="preserve">Add mql only when the lead came from one of these:</w:t>
+      </w:r>
+    </w:p>
+    <w:p/>
+    <w:p>
+      <w:pPr>
+        <w:pStyle w:val="ListBullet"/>
+        <w:ind w:left="720" w:hanging="360"/>
+      </w:pPr>
+      <w:r>
+        <w:t xml:space="preserve">• Warm  LinkedIn Lead Form</w:t>
+      </w:r>
+    </w:p>
+    <w:p>
+      <w:pPr>
+        <w:pStyle w:val="ListBullet"/>
+        <w:ind w:left="720" w:hanging="360"/>
+      </w:pPr>
+      <w:r>
+        <w:t xml:space="preserve">• Warm  Meta Lead Form</w:t>
+      </w:r>
+    </w:p>
+    <w:p>
+      <w:pPr>
+        <w:pStyle w:val="ListBullet"/>
+        <w:ind w:left="720" w:hanging="360"/>
+      </w:pPr>
+      <w:r>
+        <w:t xml:space="preserve">• Warm  Website when the lead came from the website Hero form</w:t>
+      </w:r>
+    </w:p>
+    <w:p>
+      <w:pPr>
+        <w:pStyle w:val="ListBullet"/>
+        <w:ind w:left="720" w:hanging="360"/>
+      </w:pPr>
+      <w:r>
+        <w:t xml:space="preserve">• Warm  Website when the lead came from the website Footer form</w:t>
+      </w:r>
+    </w:p>
+    <w:p>
+      <w:pPr>
+        <w:pStyle w:val="ListBullet"/>
+        <w:ind w:left="720" w:hanging="360"/>
+      </w:pPr>
+      <w:r>
+        <w:t xml:space="preserve">• Warm  Referral</w:t>
+      </w:r>
+    </w:p>
+    <w:p>
+      <w:pPr>
+        <w:pStyle w:val="ListBullet"/>
+        <w:ind w:left="720" w:hanging="360"/>
+      </w:pPr>
+      <w:r>
+        <w:t>• A booking on calendar Regulated Ads On Social/Search</w:t>
+      </w:r>
+    </w:p>
+    <w:p>
+      <w:pPr>
+        <w:pStyle w:val="ListBullet"/>
+        <w:ind w:left="720" w:hanging="360"/>
+      </w:pPr>
+      <w:r>
+        <w:t>• The normalized internal key can appear as regulated-ads or regulated-ads-on-social-search</w:t>
+      </w:r>
+    </w:p>
+    <w:p/>
+    <w:p>
+      <w:pPr>
+        <w:pStyle w:val="Heading2"/>
+      </w:pPr>
+      <w:r>
+        <w:t xml:space="preserve">Do Not Add mql For</w:t>
+      </w:r>
+    </w:p>
+    <w:p/>
+    <w:p>
+      <w:pPr>
+        <w:pStyle w:val="ListBullet"/>
+        <w:ind w:left="720" w:hanging="360"/>
+      </w:pPr>
       <w:r>
         <w:t xml:space="preserve">• Meta traffic by itself</w:t>
       </w:r>
     </w:p>
     <w:p>
+      <w:pPr>
+        <w:pStyle w:val="ListBullet"/>
+        <w:ind w:left="720" w:hanging="360"/>
+      </w:pPr>
       <w:r>
         <w:t xml:space="preserve">• remarketing by itself</w:t>
       </w:r>
     </w:p>
     <w:p>
+      <w:pPr>
+        <w:pStyle w:val="ListBullet"/>
+        <w:ind w:left="720" w:hanging="360"/>
+      </w:pPr>
       <w:r>
         <w:t xml:space="preserve">• general social activity</w:t>
       </w:r>
     </w:p>
     <w:p>
+      <w:pPr>
+        <w:pStyle w:val="ListBullet"/>
+        <w:ind w:left="720" w:hanging="360"/>
+      </w:pPr>
       <w:r>
         <w:t xml:space="preserve">• normal bookings on other calendars</w:t>
       </w:r>
     </w:p>
     <w:p>
+      <w:pPr>
+        <w:pStyle w:val="ListBullet"/>
+        <w:ind w:left="720" w:hanging="360"/>
+      </w:pPr>
       <w:r>
         <w:t xml:space="preserve">• leads that are warm but not strong enough yet</w:t>
       </w:r>
@@ -146,7 +211,7 @@
     <w:p/>
     <w:p>
       <w:r>
-        <w:t xml:space="preserve">Use `Warm  Referral` only when the lead truly came from a referral.</w:t>
+        <w:t xml:space="preserve">Use Warm  Referral only when the lead truly came from a referral.</w:t>
       </w:r>
     </w:p>
     <w:p/>
@@ -157,16 +222,86 @@
     </w:p>
     <w:p/>
     <w:p>
+      <w:pPr>
+        <w:pStyle w:val="Heading2"/>
+      </w:pPr>
+      <w:r>
+        <w:t>Website Hero Consent Rule</w:t>
+      </w:r>
+    </w:p>
+    <w:p/>
+    <w:p>
+      <w:pPr>
+        <w:pStyle w:val="ListBullet"/>
+      </w:pPr>
+      <w:r>
+        <w:t>The website hero form uses GHL's built-in consent elements.</w:t>
+      </w:r>
+    </w:p>
+    <w:p>
+      <w:pPr>
+        <w:pStyle w:val="ListBullet"/>
+      </w:pPr>
+      <w:r>
+        <w:t>T&amp;C 1 = non-marketing SMS consent</w:t>
+      </w:r>
+    </w:p>
+    <w:p>
+      <w:pPr>
+        <w:pStyle w:val="ListBullet"/>
+      </w:pPr>
+      <w:r>
+        <w:t>T&amp;C 2 = marketing SMS consent</w:t>
+      </w:r>
+    </w:p>
+    <w:p>
+      <w:pPr>
+        <w:pStyle w:val="ListBullet"/>
+      </w:pPr>
+      <w:r>
+        <w:t>these are built-in GHL form consent elements, not separate contact custom fields</w:t>
+      </w:r>
+    </w:p>
+    <w:p>
+      <w:pPr>
+        <w:pStyle w:val="ListBullet"/>
+      </w:pPr>
+      <w:r>
+        <w:t>if a workflow needs to branch on consent, use GHL's built-in T&amp;C workflow filters on the form submission</w:t>
+      </w:r>
+    </w:p>
+    <w:p>
+      <w:pPr>
+        <w:pStyle w:val="ListBullet"/>
+      </w:pPr>
+      <w:r>
+        <w:t>unsubscribe handling in SMS or email does not replace collecting consent at the form step</w:t>
+      </w:r>
+    </w:p>
+    <w:p/>
+    <w:p>
+      <w:pPr>
+        <w:pStyle w:val="ListBullet"/>
+        <w:ind w:left="720" w:hanging="360"/>
+      </w:pPr>
       <w:r>
         <w:t xml:space="preserve">• for regular booked calls</w:t>
       </w:r>
     </w:p>
     <w:p>
+      <w:pPr>
+        <w:pStyle w:val="ListBullet"/>
+        <w:ind w:left="720" w:hanging="360"/>
+      </w:pPr>
       <w:r>
         <w:t xml:space="preserve">• for calendar routing</w:t>
       </w:r>
     </w:p>
     <w:p>
+      <w:pPr>
+        <w:pStyle w:val="ListBullet"/>
+        <w:ind w:left="720" w:hanging="360"/>
+      </w:pPr>
       <w:r>
         <w:t xml:space="preserve">• as a shortcut to force MQL</w:t>
       </w:r>
@@ -188,13 +323,48 @@
     </w:p>
     <w:p/>
     <w:p>
-      <w:r>
-        <w:t xml:space="preserve">• calendar must be `cameron-1on1-30min`</w:t>
-      </w:r>
-    </w:p>
-    <w:p>
-      <w:r>
-        <w:t xml:space="preserve">• then the lead can get `mql`</w:t>
+      <w:pPr>
+        <w:pStyle w:val="ListBullet"/>
+        <w:ind w:left="720" w:hanging="360"/>
+      </w:pPr>
+      <w:r>
+        <w:t>• calendar must be Regulated Ads On Social/Search</w:t>
+      </w:r>
+    </w:p>
+    <w:p>
+      <w:pPr>
+        <w:pStyle w:val="ListBullet"/>
+        <w:ind w:left="720" w:hanging="360"/>
+      </w:pPr>
+      <w:r>
+        <w:t>• normalized internal key can appear as regulated-ads or regulated-ads-on-social-search</w:t>
+      </w:r>
+    </w:p>
+    <w:p>
+      <w:pPr>
+        <w:pStyle w:val="ListBullet"/>
+        <w:ind w:left="720" w:hanging="360"/>
+      </w:pPr>
+      <w:r>
+        <w:t xml:space="preserve">• then the lead can get mql</w:t>
+      </w:r>
+    </w:p>
+    <w:p>
+      <w:pPr>
+        <w:pStyle w:val="ListBullet"/>
+        <w:ind w:left="720" w:hanging="360"/>
+      </w:pPr>
+      <w:r>
+        <w:t xml:space="preserve">• then the lead should also get SQL</w:t>
+      </w:r>
+    </w:p>
+    <w:p>
+      <w:pPr>
+        <w:pStyle w:val="ListBullet"/>
+        <w:ind w:left="720" w:hanging="360"/>
+      </w:pPr>
+      <w:r>
+        <w:t xml:space="preserve">• then the opportunity should be moved to Sales -&gt; Discovery Scheduled, or created there if none exists</w:t>
       </w:r>
     </w:p>
     <w:p/>
@@ -205,8 +375,39 @@
     </w:p>
     <w:p/>
     <w:p>
-      <w:r>
-        <w:t xml:space="preserve">• do not add `mql`</w:t>
+      <w:pPr>
+        <w:pStyle w:val="ListBullet"/>
+        <w:ind w:left="720" w:hanging="360"/>
+      </w:pPr>
+      <w:r>
+        <w:t xml:space="preserve">• do not add mql</w:t>
+      </w:r>
+    </w:p>
+    <w:p>
+      <w:pPr>
+        <w:pStyle w:val="ListBullet"/>
+        <w:ind w:left="720" w:hanging="360"/>
+      </w:pPr>
+      <w:r>
+        <w:t xml:space="preserve">• do not add SQL</w:t>
+      </w:r>
+    </w:p>
+    <w:p>
+      <w:pPr>
+        <w:pStyle w:val="ListBullet"/>
+        <w:ind w:left="720" w:hanging="360"/>
+      </w:pPr>
+      <w:r>
+        <w:t xml:space="preserve">• do not send the #leads Slack alert</w:t>
+      </w:r>
+    </w:p>
+    <w:p>
+      <w:pPr>
+        <w:pStyle w:val="ListBullet"/>
+        <w:ind w:left="720" w:hanging="360"/>
+      </w:pPr>
+      <w:r>
+        <w:t xml:space="preserve">• do not move/create the Sales opportunity from this rule</w:t>
       </w:r>
     </w:p>
     <w:p/>
@@ -221,7 +422,7 @@
     <w:p/>
     <w:p>
       <w:r>
-        <w:t xml:space="preserve">The `#leads` booking alert is sent by a filtered GHL booking automation.</w:t>
+        <w:t xml:space="preserve">The #leads booking alert is sent by a filtered GHL booking automation that calls n8n.</w:t>
       </w:r>
     </w:p>
     <w:p/>
@@ -232,8 +433,12 @@
     </w:p>
     <w:p/>
     <w:p>
-      <w:r>
-        <w:t xml:space="preserve">• `cameron-1on1-30min` booking -&gt; send to `#leads`</w:t>
+      <w:pPr>
+        <w:pStyle w:val="ListBullet"/>
+        <w:ind w:left="720" w:hanging="360"/>
+      </w:pPr>
+      <w:r>
+        <w:t>• Regulated Ads On Social/Search booking -&gt; send webhook -&gt; n8n -&gt; send to #leads</w:t>
       </w:r>
     </w:p>
     <w:p/>
@@ -244,39 +449,116 @@
     </w:p>
     <w:p/>
     <w:p>
-      <w:r>
-        <w:t xml:space="preserve">• all bookings -&gt; send to `#leads`</w:t>
-      </w:r>
-    </w:p>
-    <w:p>
+      <w:pPr>
+        <w:pStyle w:val="ListBullet"/>
+        <w:ind w:left="720" w:hanging="360"/>
+      </w:pPr>
+      <w:r>
+        <w:t xml:space="preserve">• all bookings -&gt; send to #leads</w:t>
+      </w:r>
+    </w:p>
+    <w:p>
+      <w:pPr>
+        <w:pStyle w:val="ListBullet"/>
+        <w:ind w:left="720" w:hanging="360"/>
+      </w:pPr>
       <w:r>
         <w:t xml:space="preserve">• duplicate Slack sends from multiple workflows</w:t>
       </w:r>
     </w:p>
     <w:p/>
     <w:p>
-      <w:pPr>
-        <w:pStyle w:val="Heading2"/>
-      </w:pPr>
-      <w:r>
-        <w:t xml:space="preserve">What Happens After `mql` Is Added</w:t>
-      </w:r>
-    </w:p>
-    <w:p/>
-    <w:p>
-      <w:r>
-        <w:t xml:space="preserve">After `mql` is added:</w:t>
-      </w:r>
-    </w:p>
-    <w:p/>
-    <w:p>
+      <w:r>
+        <w:t xml:space="preserve">Current implementation:</w:t>
+      </w:r>
+    </w:p>
+    <w:p/>
+    <w:p>
+      <w:pPr>
+        <w:pStyle w:val="ListBullet"/>
+        <w:ind w:left="720" w:hanging="360"/>
+      </w:pPr>
+      <w:r>
+        <w:t>• GHL filters the regulated ads booking before firing the webhook</w:t>
+      </w:r>
+    </w:p>
+    <w:p>
+      <w:pPr>
+        <w:pStyle w:val="ListBullet"/>
+        <w:ind w:left="720" w:hanging="360"/>
+      </w:pPr>
+      <w:r>
+        <w:t xml:space="preserve">• GHL posts to https://automations.livetransparent.com/webhook/wl-slack-channel-update-v2</w:t>
+      </w:r>
+    </w:p>
+    <w:p>
+      <w:pPr>
+        <w:pStyle w:val="ListBullet"/>
+        <w:ind w:left="720" w:hanging="360"/>
+      </w:pPr>
+      <w:r>
+        <w:t xml:space="preserve">• n8n workflow WL - Webhook to Slack Channel Update sends the Slack alert</w:t>
+      </w:r>
+    </w:p>
+    <w:p>
+      <w:pPr>
+        <w:pStyle w:val="ListBullet"/>
+        <w:ind w:left="720" w:hanging="360"/>
+      </w:pPr>
+      <w:r>
+        <w:t xml:space="preserve">• the same n8n workflow adds SQL</w:t>
+      </w:r>
+    </w:p>
+    <w:p>
+      <w:pPr>
+        <w:pStyle w:val="ListBullet"/>
+        <w:ind w:left="720" w:hanging="360"/>
+      </w:pPr>
+      <w:r>
+        <w:t xml:space="preserve">• the same n8n workflow moves or creates the opportunity in Sales -&gt; Discovery Scheduled</w:t>
+      </w:r>
+    </w:p>
+    <w:p/>
+    <w:p>
+      <w:pPr>
+        <w:pStyle w:val="Heading2"/>
+      </w:pPr>
+      <w:r>
+        <w:t xml:space="preserve">What Happens After mql Is Added</w:t>
+      </w:r>
+    </w:p>
+    <w:p/>
+    <w:p>
+      <w:r>
+        <w:t xml:space="preserve">After mql is added:</w:t>
+      </w:r>
+    </w:p>
+    <w:p/>
+    <w:p>
+      <w:pPr>
+        <w:pStyle w:val="ListBullet"/>
+        <w:ind w:left="720" w:hanging="360"/>
+      </w:pPr>
       <w:r>
         <w:t xml:space="preserve">• GHL sends the contact into the MQL follow-up logic</w:t>
       </w:r>
     </w:p>
     <w:p>
-      <w:r>
-        <w:t xml:space="preserve">• n8n can create or update the `Warm -&gt; Qualified (MQL)` opportunity</w:t>
+      <w:pPr>
+        <w:pStyle w:val="ListBullet"/>
+        <w:ind w:left="720" w:hanging="360"/>
+      </w:pPr>
+      <w:r>
+        <w:t xml:space="preserve">• n8n can create or update the Warm -&gt; Qualified (MQL) opportunity</w:t>
+      </w:r>
+    </w:p>
+    <w:p>
+      <w:pPr>
+        <w:pStyle w:val="ListBullet"/>
+        <w:ind w:left="720" w:hanging="360"/>
+      </w:pPr>
+      <w:r>
+        <w:t>• for the regulated ads booking path, n8n also creates or updates the Sales -&gt; Discovery Scheduled opportunity state</w:t>
       </w:r>
     </w:p>
     <w:p/>
@@ -287,18 +569,63 @@
     </w:p>
     <w:p/>
     <w:p>
-      <w:r>
-        <w:t xml:space="preserve">• n8n does not decide who gets `mql`</w:t>
-      </w:r>
-    </w:p>
-    <w:p>
+      <w:pPr>
+        <w:pStyle w:val="ListBullet"/>
+        <w:ind w:left="720" w:hanging="360"/>
+      </w:pPr>
+      <w:r>
+        <w:t xml:space="preserve">• n8n does not decide who gets mql</w:t>
+      </w:r>
+    </w:p>
+    <w:p>
+      <w:pPr>
+        <w:pStyle w:val="ListBullet"/>
+        <w:ind w:left="720" w:hanging="360"/>
+      </w:pPr>
       <w:r>
         <w:t xml:space="preserve">• the GHL rules decide that first</w:t>
+      </w:r>
+    </w:p>
+    <w:p/>
+    <w:p>
+      <w:pPr>
+        <w:pStyle w:val="Heading2"/>
+      </w:pPr>
+      <w:r>
+        <w:t xml:space="preserve">Validation Note</w:t>
+      </w:r>
+    </w:p>
+    <w:p/>
+    <w:p>
+      <w:pPr>
+        <w:pStyle w:val="ListBullet"/>
+        <w:ind w:left="720" w:hanging="360"/>
+      </w:pPr>
+      <w:r>
+        <w:t>• This regulated ads booking path was live-tested on 2026-03-19</w:t>
+      </w:r>
+    </w:p>
+    <w:p>
+      <w:pPr>
+        <w:pStyle w:val="ListBullet"/>
+        <w:ind w:left="720" w:hanging="360"/>
+      </w:pPr>
+      <w:r>
+        <w:t xml:space="preserve">• The test appointment was deleted after the test</w:t>
+      </w:r>
+    </w:p>
+    <w:p>
+      <w:pPr>
+        <w:pStyle w:val="ListBullet"/>
+        <w:ind w:left="720" w:hanging="360"/>
+      </w:pPr>
+      <w:r>
+        <w:t xml:space="preserve">• The test contact and opportunity were left in GHL intentionally so the team can review the result</w:t>
       </w:r>
     </w:p>
     <w:sectPr>
       <w:pgSz w:w="12240" w:h="15840"/>
-      <w:pgMar w:top="1440" w:right="1440" w:bottom="1440" w:left="1440" w:header="720" w:footer="720" w:gutter="0"/>
+      <w:pgMar w:top="1440" w:right="1440" w:bottom="1440" w:left="1440" w:header="708" w:footer="708" w:gutter="0"/>
     </w:sectPr>
   </w:body>
 </w:document>
@@ -306,42 +633,73 @@
 
 <file path=word/styles.xml><?xml version="1.0" encoding="utf-8"?>
 <w:styles xmlns:w="http://schemas.openxmlformats.org/wordprocessingml/2006/main">
+  <w:docDefaults>
+    <w:rPrDefault>
+      <w:rPr>
+        <w:rFonts w:ascii="Calibri" w:hAnsi="Calibri"/>
+        <w:sz w:val="22"/>
+        <w:szCs w:val="22"/>
+      </w:rPr>
+    </w:rPrDefault>
+  </w:docDefaults>
   <w:style w:type="paragraph" w:default="1" w:styleId="Normal">
     <w:name w:val="Normal"/>
     <w:qFormat/>
-    <w:rPr>
-      <w:sz w:val="22"/>
-    </w:rPr>
   </w:style>
   <w:style w:type="paragraph" w:styleId="Heading1">
     <w:name w:val="heading 1"/>
     <w:basedOn w:val="Normal"/>
     <w:next w:val="Normal"/>
+    <w:uiPriority w:val="9"/>
     <w:qFormat/>
+    <w:pPr>
+      <w:spacing w:before="240" w:after="120"/>
+    </w:pPr>
     <w:rPr>
       <w:b/>
       <w:sz w:val="32"/>
+      <w:szCs w:val="32"/>
     </w:rPr>
   </w:style>
   <w:style w:type="paragraph" w:styleId="Heading2">
     <w:name w:val="heading 2"/>
     <w:basedOn w:val="Normal"/>
     <w:next w:val="Normal"/>
+    <w:uiPriority w:val="9"/>
     <w:qFormat/>
+    <w:pPr>
+      <w:spacing w:before="200" w:after="80"/>
+    </w:pPr>
     <w:rPr>
       <w:b/>
-      <w:sz w:val="28"/>
+      <w:sz w:val="26"/>
+      <w:szCs w:val="26"/>
     </w:rPr>
   </w:style>
   <w:style w:type="paragraph" w:styleId="Heading3">
     <w:name w:val="heading 3"/>
     <w:basedOn w:val="Normal"/>
     <w:next w:val="Normal"/>
+    <w:uiPriority w:val="9"/>
     <w:qFormat/>
+    <w:pPr>
+      <w:spacing w:before="160" w:after="60"/>
+    </w:pPr>
     <w:rPr>
       <w:b/>
       <w:sz w:val="24"/>
+      <w:szCs w:val="24"/>
     </w:rPr>
+  </w:style>
+  <w:style w:type="paragraph" w:styleId="ListBullet">
+    <w:name w:val="List Bullet"/>
+    <w:basedOn w:val="Normal"/>
+    <w:uiPriority w:val="34"/>
+    <w:qFormat/>
+    <w:pPr>
+      <w:ind w:left="720" w:hanging="360"/>
+      <w:spacing w:after="40"/>
+    </w:pPr>
   </w:style>
 </w:styles>
 </file>